--- a/Information Networks Security Fundamentals/Lab_7/ИСОБ7.docx
+++ b/Information Networks Security Fundamentals/Lab_7/ИСОБ7.docx
@@ -913,6 +913,7 @@
               <w:noProof/>
               <w:sz w:val="22"/>
               <w:szCs w:val="22"/>
+              <w:lang w:val="en-US"/>
             </w:rPr>
           </w:pPr>
           <w:hyperlink w:anchor="_Toc208182682" w:history="1">
@@ -934,8 +935,9 @@
           <w:r>
             <w:rPr>
               <w:noProof/>
+              <w:lang w:val="en-US"/>
             </w:rPr>
-            <w:t>8</w:t>
+            <w:t>7</w:t>
           </w:r>
         </w:p>
         <w:p>
@@ -946,6 +948,7 @@
               <w:noProof/>
               <w:sz w:val="22"/>
               <w:szCs w:val="22"/>
+              <w:lang w:val="en-US"/>
             </w:rPr>
           </w:pPr>
           <w:hyperlink w:anchor="_Toc208182683" w:history="1">
@@ -975,8 +978,9 @@
           <w:r>
             <w:rPr>
               <w:noProof/>
+              <w:lang w:val="en-US"/>
             </w:rPr>
-            <w:t>9</w:t>
+            <w:t>8</w:t>
           </w:r>
         </w:p>
         <w:p>
@@ -987,6 +991,7 @@
               <w:noProof/>
               <w:sz w:val="22"/>
               <w:szCs w:val="22"/>
+              <w:lang w:val="en-US"/>
             </w:rPr>
           </w:pPr>
           <w:r>
@@ -1061,8 +1066,9 @@
           <w:r>
             <w:rPr>
               <w:noProof/>
+              <w:lang w:val="en-US"/>
             </w:rPr>
-            <w:t>10</w:t>
+            <w:t>9</w:t>
           </w:r>
         </w:p>
         <w:p>
@@ -1529,6 +1535,9 @@
         <w:jc w:val="center"/>
       </w:pPr>
       <w:r>
+        <w:rPr>
+          <w:noProof/>
+        </w:rPr>
         <w:drawing>
           <wp:inline distT="0" distB="0" distL="0" distR="0" wp14:anchorId="6214F4E2" wp14:editId="66199044">
             <wp:extent cx="5939790" cy="6228715"/>
@@ -1937,14 +1946,12 @@
         <w:rPr>
           <w:rFonts w:ascii="Courier New" w:hAnsi="Courier New" w:cs="Courier New"/>
           <w:sz w:val="24"/>
-          <w:lang w:val="en-US"/>
-        </w:rPr>
-      </w:pPr>
-      <w:r>
-        <w:rPr>
-          <w:rFonts w:ascii="Courier New" w:hAnsi="Courier New" w:cs="Courier New"/>
-          <w:sz w:val="24"/>
-          <w:lang w:val="en-US"/>
+        </w:rPr>
+      </w:pPr>
+      <w:r>
+        <w:rPr>
+          <w:rFonts w:ascii="Courier New" w:hAnsi="Courier New" w:cs="Courier New"/>
+          <w:sz w:val="24"/>
         </w:rPr>
         <w:t>#</w:t>
       </w:r>
@@ -1952,7 +1959,6 @@
         <w:rPr>
           <w:rFonts w:ascii="Courier New" w:hAnsi="Courier New" w:cs="Courier New"/>
           <w:sz w:val="24"/>
-          <w:lang w:val="en-US"/>
         </w:rPr>
         <w:t>1</w:t>
       </w:r>
@@ -1960,7 +1966,6 @@
         <w:rPr>
           <w:rFonts w:ascii="Courier New" w:hAnsi="Courier New" w:cs="Courier New"/>
           <w:sz w:val="24"/>
-          <w:lang w:val="en-US"/>
         </w:rPr>
         <w:t>.</w:t>
       </w:r>
@@ -17200,6 +17205,7 @@
   <w:style w:type="character" w:default="1" w:styleId="a0">
     <w:name w:val="Default Paragraph Font"/>
     <w:uiPriority w:val="1"/>
+    <w:semiHidden/>
     <w:unhideWhenUsed/>
   </w:style>
   <w:style w:type="table" w:default="1" w:styleId="a1">
